--- a/testakten/statusfeststellung-gmbh-geschaeftsfuehrer-minderheit-erlangen/11_gesellschafterliste_aktuell_und_historisch.docx
+++ b/testakten/statusfeststellung-gmbh-geschaeftsfuehrer-minderheit-erlangen/11_gesellschafterliste_aktuell_und_historisch.docx
@@ -155,7 +155,7 @@
                 <w:rFonts w:ascii="Times New Roman" w:hAnsi="Times New Roman"/>
                 <w:sz w:val="20"/>
               </w:rPr>
-              <w:t>Muenchen, HRB 234981</w:t>
+              <w:t>München, HRB 234981</w:t>
             </w:r>
           </w:p>
         </w:tc>
@@ -309,7 +309,7 @@
                 <w:rFonts w:ascii="Times New Roman" w:hAnsi="Times New Roman"/>
                 <w:sz w:val="20"/>
               </w:rPr>
-              <w:t>geboren 02.09.1981, Nuernberg</w:t>
+              <w:t>geboren 02.09.1981, Nürnberg</w:t>
             </w:r>
           </w:p>
         </w:tc>
@@ -351,7 +351,7 @@
         <w:pStyle w:val="Heading2"/>
       </w:pPr>
       <w:r>
-        <w:t>2 Historische Gesellschafterliste, Stand Gruendung 14.11.2019</w:t>
+        <w:t>2 Historische Gesellschafterliste, Stand Gründung 14.11.2019</w:t>
       </w:r>
     </w:p>
     <w:tbl>
@@ -504,7 +504,7 @@
           <w:i w:val="0"/>
           <w:sz w:val="22"/>
         </w:rPr>
-        <w:t>Anmerkung zur Entwicklung: Dr. Vogt gruendete die Gesellschaft 2019 als Alleingesellschafter. Mit der Kapitalerhoehung vom 22.05.2021 traten die FrankenHealth Ventures GmbH und Frau Dr. Seidl gegen Bareinlage ein. Dr. Vogts Anteil sank rechnerisch von 100 Prozent auf 32 Prozent, ohne dass sich an der taeglichen Geschaeftsfuehrung zunaechst etwas aenderte.</w:t>
+        <w:t>Anmerkung zur Entwicklung: Dr. Vogt gründete die Gesellschaft 2019 als Alleingesellschafter. Mit der Kapitalerhöhung vom 22.05.2021 traten die FrankenHealth Ventures GmbH und Frau Dr. Seidl gegen Bareinlage ein. Dr. Vogts Anteil sank rechnerisch von 100 Prozent auf 32 Prozent, ohne dass sich an der täglichen Geschäftsführung zunächst etwas änderte.</w:t>
       </w:r>
     </w:p>
     <w:p>
@@ -512,7 +512,7 @@
         <w:pStyle w:val="Heading2"/>
       </w:pPr>
       <w:r>
-        <w:t>3 Veraenderungen seit Gruendung</w:t>
+        <w:t>3 Veränderungen seit Gründung</w:t>
       </w:r>
     </w:p>
     <w:tbl>
@@ -586,7 +586,7 @@
                 <w:rFonts w:ascii="Times New Roman" w:hAnsi="Times New Roman"/>
                 <w:sz w:val="20"/>
               </w:rPr>
-              <w:t>Gruendung, Alleingesellschafter Dr. Vogt, Stammkapital 25000,00 EUR</w:t>
+              <w:t>Gründung, Alleingesellschafter Dr. Vogt, Stammkapital 25000,00 EUR</w:t>
             </w:r>
           </w:p>
         </w:tc>
@@ -618,7 +618,7 @@
                 <w:rFonts w:ascii="Times New Roman" w:hAnsi="Times New Roman"/>
                 <w:sz w:val="20"/>
               </w:rPr>
-              <w:t>Kapitalerhoehung auf 100000,00 EUR, Eintritt FrankenHealth Ventures GmbH (51 Prozent) und Dr. Seidl (17 Prozent)</w:t>
+              <w:t>Kapitalerhöhung auf 100000,00 EUR, Eintritt FrankenHealth Ventures GmbH (51 Prozent) und Dr. Seidl (17 Prozent)</w:t>
             </w:r>
           </w:p>
         </w:tc>
@@ -650,7 +650,7 @@
                 <w:rFonts w:ascii="Times New Roman" w:hAnsi="Times New Roman"/>
                 <w:sz w:val="20"/>
               </w:rPr>
-              <w:t>Neufassung Gesellschaftsvertrag, Einfuehrung Beirat</w:t>
+              <w:t>Neufassung Gesellschaftsvertrag, Einführung Beirat</w:t>
             </w:r>
           </w:p>
         </w:tc>
@@ -682,26 +682,15 @@
                 <w:rFonts w:ascii="Times New Roman" w:hAnsi="Times New Roman"/>
                 <w:sz w:val="20"/>
               </w:rPr>
-              <w:t>Nachtrag Sperrminoritaet und Vinkulierung nach Gesellschafterstreit</w:t>
+              <w:t>Nachtrag Sperrminorität und Vinkulierung nach Gesellschafterstreit</w:t>
             </w:r>
           </w:p>
         </w:tc>
       </w:tr>
     </w:tbl>
     <w:p/>
-    <w:p>
-      <w:r>
-        <w:rPr>
-          <w:rFonts w:ascii="Times New Roman" w:hAnsi="Times New Roman"/>
-          <w:b w:val="0"/>
-          <w:i w:val="0"/>
-          <w:sz w:val="22"/>
-        </w:rPr>
-        <w:t>Formathinweis: Dieses Aktenstück wird in Times New Roman, 11 pt, mit ausschließlich dezimaler Gliederung ausgegeben.</w:t>
-      </w:r>
-    </w:p>
     <w:sectPr>
-      <w:pgSz w:w="12240" w:h="15840"/>
+      <w:pgSz w:w="11906" w:h="16838"/>
       <w:pgMar w:top="1440" w:right="1800" w:bottom="1440" w:left="1800" w:header="720" w:footer="720" w:gutter="0"/>
       <w:cols w:space="720"/>
       <w:docGrid w:linePitch="360"/>
